--- a/outputs/recap/MIPS-recapitulatif.docx
+++ b/outputs/recap/MIPS-recapitulatif.docx
@@ -73,7 +73,7 @@
           <w:bCs/>
           <w:color w:val="12233A"/>
         </w:rPr>
-        <w:t xml:space="preserve">9 modules · 36 écrans capturés · 6 specs développeur · 113 + 11 tests sur le portail</w:t>
+        <w:t xml:space="preserve">9 modules · 36 écrans capturés · 6 specs développeur · 478 vérifications automatiques</w:t>
       </w:r>
     </w:p>
     <w:p>
@@ -142,7 +142,15 @@
         <w:spacing w:after="40"/>
       </w:pPr>
       <w:r>
-        <w:t xml:space="preserve">7. Décisions et vérifications en attente</w:t>
+        <w:t xml:space="preserve">7. Tests automatisés et corrections</w:t>
+      </w:r>
+    </w:p>
+    <w:p>
+      <w:pPr>
+        <w:spacing w:after="40"/>
+      </w:pPr>
+      <w:r>
+        <w:t xml:space="preserve">8. Décisions et vérifications en attente</w:t>
       </w:r>
     </w:p>
     <w:p>
@@ -943,7 +951,7 @@
                 <w:sz w:val="19"/>
                 <w:szCs w:val="19"/>
               </w:rPr>
-              <w:t xml:space="preserve">Activation, rôles, réinitialisation de la double authentification</w:t>
+              <w:t xml:space="preserve">Activation, rôles, lien de réinitialisation, remise à zéro de la double authentification</w:t>
             </w:r>
           </w:p>
         </w:tc>
@@ -1144,7 +1152,7 @@
         <w:t xml:space="preserve">Socle commun : </w:t>
       </w:r>
       <w:r>
-        <w:t xml:space="preserve">connexion avec double authentification TOTP, réinitialisation de mot de passe, protection CSRF, CSP stricte, sessions séparées personnel / marchand, pièces stockées hors racine web avec empreinte sha256.</w:t>
+        <w:t xml:space="preserve">connexion avec double authentification TOTP, réinitialisation de mot de passe, protection CSRF, CSP stricte, sessions séparées personnel / marchand, pièces stockées hors racine web avec empreinte sha256, blocage des connexions par compte après 5 échecs.</w:t>
       </w:r>
     </w:p>
     <w:p>
@@ -4774,7 +4782,983 @@
         <w:pStyle w:val="Heading1"/>
       </w:pPr>
       <w:r>
-        <w:t xml:space="preserve">7. Décisions et vérifications en attente</w:t>
+        <w:t xml:space="preserve">7. Tests automatisés et corrections</w:t>
+      </w:r>
+    </w:p>
+    <w:p>
+      <w:pPr>
+        <w:spacing w:after="120"/>
+      </w:pPr>
+      <w:r>
+        <w:t xml:space="preserve">Huit suites pilotent l'application par son API sur une base jetable, avec des données uniquement fictives. Les montants attendus sont calculés à la main à partir des fichiers de test. Une commande : tests/run_tests.sh.</w:t>
+      </w:r>
+    </w:p>
+    <w:tbl>
+      <w:tblPr>
+        <w:tblW w:type="dxa" w:w="9638"/>
+        <w:tblBorders>
+          <w:top w:val="single" w:color="auto" w:sz="4"/>
+          <w:left w:val="single" w:color="auto" w:sz="4"/>
+          <w:bottom w:val="single" w:color="auto" w:sz="4"/>
+          <w:right w:val="single" w:color="auto" w:sz="4"/>
+          <w:insideH w:val="single" w:color="auto" w:sz="4"/>
+          <w:insideV w:val="single" w:color="auto" w:sz="4"/>
+        </w:tblBorders>
+      </w:tblPr>
+      <w:tblGrid>
+        <w:gridCol w:w="2400"/>
+        <w:gridCol w:w="6038"/>
+        <w:gridCol w:w="1200"/>
+      </w:tblGrid>
+      <w:tr>
+        <w:trPr>
+          <w:tblHeader/>
+        </w:trPr>
+        <w:tc>
+          <w:tcPr>
+            <w:tcW w:type="dxa" w:w="2400"/>
+            <w:tcBorders>
+              <w:top w:val="single" w:color="D5DDE7" w:sz="4"/>
+              <w:left w:val="single" w:color="D5DDE7" w:sz="4"/>
+              <w:bottom w:val="single" w:color="D5DDE7" w:sz="4"/>
+              <w:right w:val="single" w:color="D5DDE7" w:sz="4"/>
+            </w:tcBorders>
+            <w:shd w:fill="E2F2F4" w:color="auto" w:val="clear"/>
+            <w:tcMar>
+              <w:top w:type="dxa" w:w="60"/>
+              <w:left w:type="dxa" w:w="100"/>
+              <w:bottom w:type="dxa" w:w="60"/>
+              <w:right w:type="dxa" w:w="100"/>
+            </w:tcMar>
+          </w:tcPr>
+          <w:p>
+            <w:r>
+              <w:rPr>
+                <w:b/>
+                <w:bCs/>
+                <w:color w:val="12233A"/>
+                <w:sz w:val="18"/>
+                <w:szCs w:val="18"/>
+              </w:rPr>
+              <w:t xml:space="preserve">Suite</w:t>
+            </w:r>
+          </w:p>
+        </w:tc>
+        <w:tc>
+          <w:tcPr>
+            <w:tcW w:type="dxa" w:w="6038"/>
+            <w:tcBorders>
+              <w:top w:val="single" w:color="D5DDE7" w:sz="4"/>
+              <w:left w:val="single" w:color="D5DDE7" w:sz="4"/>
+              <w:bottom w:val="single" w:color="D5DDE7" w:sz="4"/>
+              <w:right w:val="single" w:color="D5DDE7" w:sz="4"/>
+            </w:tcBorders>
+            <w:shd w:fill="E2F2F4" w:color="auto" w:val="clear"/>
+            <w:tcMar>
+              <w:top w:type="dxa" w:w="60"/>
+              <w:left w:type="dxa" w:w="100"/>
+              <w:bottom w:type="dxa" w:w="60"/>
+              <w:right w:type="dxa" w:w="100"/>
+            </w:tcMar>
+          </w:tcPr>
+          <w:p>
+            <w:r>
+              <w:rPr>
+                <w:b/>
+                <w:bCs/>
+                <w:color w:val="12233A"/>
+                <w:sz w:val="18"/>
+                <w:szCs w:val="18"/>
+              </w:rPr>
+              <w:t xml:space="preserve">Vérifie</w:t>
+            </w:r>
+          </w:p>
+        </w:tc>
+        <w:tc>
+          <w:tcPr>
+            <w:tcW w:type="dxa" w:w="1200"/>
+            <w:tcBorders>
+              <w:top w:val="single" w:color="D5DDE7" w:sz="4"/>
+              <w:left w:val="single" w:color="D5DDE7" w:sz="4"/>
+              <w:bottom w:val="single" w:color="D5DDE7" w:sz="4"/>
+              <w:right w:val="single" w:color="D5DDE7" w:sz="4"/>
+            </w:tcBorders>
+            <w:shd w:fill="E2F2F4" w:color="auto" w:val="clear"/>
+            <w:tcMar>
+              <w:top w:type="dxa" w:w="60"/>
+              <w:left w:type="dxa" w:w="100"/>
+              <w:bottom w:type="dxa" w:w="60"/>
+              <w:right w:type="dxa" w:w="100"/>
+            </w:tcMar>
+          </w:tcPr>
+          <w:p>
+            <w:r>
+              <w:rPr>
+                <w:b/>
+                <w:bCs/>
+                <w:color w:val="12233A"/>
+                <w:sz w:val="18"/>
+                <w:szCs w:val="18"/>
+              </w:rPr>
+              <w:t xml:space="preserve">Vérifications</w:t>
+            </w:r>
+          </w:p>
+        </w:tc>
+      </w:tr>
+      <w:tr>
+        <w:trPr>
+          <w:cantSplit/>
+        </w:trPr>
+        <w:tc>
+          <w:tcPr>
+            <w:tcW w:type="dxa" w:w="2400"/>
+            <w:tcBorders>
+              <w:top w:val="single" w:color="D5DDE7" w:sz="4"/>
+              <w:left w:val="single" w:color="D5DDE7" w:sz="4"/>
+              <w:bottom w:val="single" w:color="D5DDE7" w:sz="4"/>
+              <w:right w:val="single" w:color="D5DDE7" w:sz="4"/>
+            </w:tcBorders>
+            <w:tcMar>
+              <w:top w:type="dxa" w:w="60"/>
+              <w:left w:type="dxa" w:w="100"/>
+              <w:bottom w:type="dxa" w:w="60"/>
+              <w:right w:type="dxa" w:w="100"/>
+            </w:tcMar>
+          </w:tcPr>
+          <w:p>
+            <w:r>
+              <w:rPr>
+                <w:b w:val="false"/>
+                <w:bCs w:val="false"/>
+                <w:sz w:val="19"/>
+                <w:szCs w:val="19"/>
+              </w:rPr>
+              <w:t xml:space="preserve">Portail marchand</w:t>
+            </w:r>
+          </w:p>
+        </w:tc>
+        <w:tc>
+          <w:tcPr>
+            <w:tcW w:type="dxa" w:w="6038"/>
+            <w:tcBorders>
+              <w:top w:val="single" w:color="D5DDE7" w:sz="4"/>
+              <w:left w:val="single" w:color="D5DDE7" w:sz="4"/>
+              <w:bottom w:val="single" w:color="D5DDE7" w:sz="4"/>
+              <w:right w:val="single" w:color="D5DDE7" w:sz="4"/>
+            </w:tcBorders>
+            <w:tcMar>
+              <w:top w:type="dxa" w:w="60"/>
+              <w:left w:type="dxa" w:w="100"/>
+              <w:bottom w:type="dxa" w:w="60"/>
+              <w:right w:type="dxa" w:w="100"/>
+            </w:tcMar>
+          </w:tcPr>
+          <w:p>
+            <w:r>
+              <w:rPr>
+                <w:b w:val="false"/>
+                <w:bCs w:val="false"/>
+                <w:sz w:val="19"/>
+                <w:szCs w:val="19"/>
+              </w:rPr>
+              <w:t xml:space="preserve">Compte, 2FA, conditions, préqualification, pièces, isolement entre marchands</w:t>
+            </w:r>
+          </w:p>
+        </w:tc>
+        <w:tc>
+          <w:tcPr>
+            <w:tcW w:type="dxa" w:w="1200"/>
+            <w:tcBorders>
+              <w:top w:val="single" w:color="D5DDE7" w:sz="4"/>
+              <w:left w:val="single" w:color="D5DDE7" w:sz="4"/>
+              <w:bottom w:val="single" w:color="D5DDE7" w:sz="4"/>
+              <w:right w:val="single" w:color="D5DDE7" w:sz="4"/>
+            </w:tcBorders>
+            <w:tcMar>
+              <w:top w:type="dxa" w:w="60"/>
+              <w:left w:type="dxa" w:w="100"/>
+              <w:bottom w:type="dxa" w:w="60"/>
+              <w:right w:type="dxa" w:w="100"/>
+            </w:tcMar>
+          </w:tcPr>
+          <w:p>
+            <w:r>
+              <w:rPr>
+                <w:b w:val="false"/>
+                <w:bCs w:val="false"/>
+                <w:sz w:val="19"/>
+                <w:szCs w:val="19"/>
+              </w:rPr>
+              <w:t xml:space="preserve">113</w:t>
+            </w:r>
+          </w:p>
+        </w:tc>
+      </w:tr>
+      <w:tr>
+        <w:trPr>
+          <w:cantSplit/>
+        </w:trPr>
+        <w:tc>
+          <w:tcPr>
+            <w:tcW w:type="dxa" w:w="2400"/>
+            <w:tcBorders>
+              <w:top w:val="single" w:color="D5DDE7" w:sz="4"/>
+              <w:left w:val="single" w:color="D5DDE7" w:sz="4"/>
+              <w:bottom w:val="single" w:color="D5DDE7" w:sz="4"/>
+              <w:right w:val="single" w:color="D5DDE7" w:sz="4"/>
+            </w:tcBorders>
+            <w:tcMar>
+              <w:top w:type="dxa" w:w="60"/>
+              <w:left w:type="dxa" w:w="100"/>
+              <w:bottom w:type="dxa" w:w="60"/>
+              <w:right w:type="dxa" w:w="100"/>
+            </w:tcMar>
+          </w:tcPr>
+          <w:p>
+            <w:r>
+              <w:rPr>
+                <w:b w:val="false"/>
+                <w:bCs w:val="false"/>
+                <w:sz w:val="19"/>
+                <w:szCs w:val="19"/>
+              </w:rPr>
+              <w:t xml:space="preserve">Onboarding (personnel)</w:t>
+            </w:r>
+          </w:p>
+        </w:tc>
+        <w:tc>
+          <w:tcPr>
+            <w:tcW w:type="dxa" w:w="6038"/>
+            <w:tcBorders>
+              <w:top w:val="single" w:color="D5DDE7" w:sz="4"/>
+              <w:left w:val="single" w:color="D5DDE7" w:sz="4"/>
+              <w:bottom w:val="single" w:color="D5DDE7" w:sz="4"/>
+              <w:right w:val="single" w:color="D5DDE7" w:sz="4"/>
+            </w:tcBorders>
+            <w:tcMar>
+              <w:top w:type="dxa" w:w="60"/>
+              <w:left w:type="dxa" w:w="100"/>
+              <w:bottom w:type="dxa" w:w="60"/>
+              <w:right w:type="dxa" w:w="100"/>
+            </w:tcMar>
+          </w:tcPr>
+          <w:p>
+            <w:r>
+              <w:rPr>
+                <w:b w:val="false"/>
+                <w:bCs w:val="false"/>
+                <w:sz w:val="19"/>
+                <w:szCs w:val="19"/>
+              </w:rPr>
+              <w:t xml:space="preserve">Dépôt et revue des pièces, double regard</w:t>
+            </w:r>
+          </w:p>
+        </w:tc>
+        <w:tc>
+          <w:tcPr>
+            <w:tcW w:type="dxa" w:w="1200"/>
+            <w:tcBorders>
+              <w:top w:val="single" w:color="D5DDE7" w:sz="4"/>
+              <w:left w:val="single" w:color="D5DDE7" w:sz="4"/>
+              <w:bottom w:val="single" w:color="D5DDE7" w:sz="4"/>
+              <w:right w:val="single" w:color="D5DDE7" w:sz="4"/>
+            </w:tcBorders>
+            <w:tcMar>
+              <w:top w:type="dxa" w:w="60"/>
+              <w:left w:type="dxa" w:w="100"/>
+              <w:bottom w:type="dxa" w:w="60"/>
+              <w:right w:type="dxa" w:w="100"/>
+            </w:tcMar>
+          </w:tcPr>
+          <w:p>
+            <w:r>
+              <w:rPr>
+                <w:b w:val="false"/>
+                <w:bCs w:val="false"/>
+                <w:sz w:val="19"/>
+                <w:szCs w:val="19"/>
+              </w:rPr>
+              <w:t xml:space="preserve">11</w:t>
+            </w:r>
+          </w:p>
+        </w:tc>
+      </w:tr>
+      <w:tr>
+        <w:trPr>
+          <w:cantSplit/>
+        </w:trPr>
+        <w:tc>
+          <w:tcPr>
+            <w:tcW w:type="dxa" w:w="2400"/>
+            <w:tcBorders>
+              <w:top w:val="single" w:color="D5DDE7" w:sz="4"/>
+              <w:left w:val="single" w:color="D5DDE7" w:sz="4"/>
+              <w:bottom w:val="single" w:color="D5DDE7" w:sz="4"/>
+              <w:right w:val="single" w:color="D5DDE7" w:sz="4"/>
+            </w:tcBorders>
+            <w:tcMar>
+              <w:top w:type="dxa" w:w="60"/>
+              <w:left w:type="dxa" w:w="100"/>
+              <w:bottom w:type="dxa" w:w="60"/>
+              <w:right w:type="dxa" w:w="100"/>
+            </w:tcMar>
+          </w:tcPr>
+          <w:p>
+            <w:r>
+              <w:rPr>
+                <w:b w:val="false"/>
+                <w:bCs w:val="false"/>
+                <w:sz w:val="19"/>
+                <w:szCs w:val="19"/>
+              </w:rPr>
+              <w:t xml:space="preserve">Reporting</w:t>
+            </w:r>
+          </w:p>
+        </w:tc>
+        <w:tc>
+          <w:tcPr>
+            <w:tcW w:type="dxa" w:w="6038"/>
+            <w:tcBorders>
+              <w:top w:val="single" w:color="D5DDE7" w:sz="4"/>
+              <w:left w:val="single" w:color="D5DDE7" w:sz="4"/>
+              <w:bottom w:val="single" w:color="D5DDE7" w:sz="4"/>
+              <w:right w:val="single" w:color="D5DDE7" w:sz="4"/>
+            </w:tcBorders>
+            <w:tcMar>
+              <w:top w:type="dxa" w:w="60"/>
+              <w:left w:type="dxa" w:w="100"/>
+              <w:bottom w:type="dxa" w:w="60"/>
+              <w:right w:type="dxa" w:w="100"/>
+            </w:tcMar>
+          </w:tcPr>
+          <w:p>
+            <w:r>
+              <w:rPr>
+                <w:b w:val="false"/>
+                <w:bCs w:val="false"/>
+                <w:sz w:val="19"/>
+                <w:szCs w:val="19"/>
+              </w:rPr>
+              <w:t xml:space="preserve">Règles de nettoyage, lignes du rapport, tendances, exports, réimport</w:t>
+            </w:r>
+          </w:p>
+        </w:tc>
+        <w:tc>
+          <w:tcPr>
+            <w:tcW w:type="dxa" w:w="1200"/>
+            <w:tcBorders>
+              <w:top w:val="single" w:color="D5DDE7" w:sz="4"/>
+              <w:left w:val="single" w:color="D5DDE7" w:sz="4"/>
+              <w:bottom w:val="single" w:color="D5DDE7" w:sz="4"/>
+              <w:right w:val="single" w:color="D5DDE7" w:sz="4"/>
+            </w:tcBorders>
+            <w:tcMar>
+              <w:top w:type="dxa" w:w="60"/>
+              <w:left w:type="dxa" w:w="100"/>
+              <w:bottom w:type="dxa" w:w="60"/>
+              <w:right w:type="dxa" w:w="100"/>
+            </w:tcMar>
+          </w:tcPr>
+          <w:p>
+            <w:r>
+              <w:rPr>
+                <w:b w:val="false"/>
+                <w:bCs w:val="false"/>
+                <w:sz w:val="19"/>
+                <w:szCs w:val="19"/>
+              </w:rPr>
+              <w:t xml:space="preserve">65</w:t>
+            </w:r>
+          </w:p>
+        </w:tc>
+      </w:tr>
+      <w:tr>
+        <w:trPr>
+          <w:cantSplit/>
+        </w:trPr>
+        <w:tc>
+          <w:tcPr>
+            <w:tcW w:type="dxa" w:w="2400"/>
+            <w:tcBorders>
+              <w:top w:val="single" w:color="D5DDE7" w:sz="4"/>
+              <w:left w:val="single" w:color="D5DDE7" w:sz="4"/>
+              <w:bottom w:val="single" w:color="D5DDE7" w:sz="4"/>
+              <w:right w:val="single" w:color="D5DDE7" w:sz="4"/>
+            </w:tcBorders>
+            <w:tcMar>
+              <w:top w:type="dxa" w:w="60"/>
+              <w:left w:type="dxa" w:w="100"/>
+              <w:bottom w:type="dxa" w:w="60"/>
+              <w:right w:type="dxa" w:w="100"/>
+            </w:tcMar>
+          </w:tcPr>
+          <w:p>
+            <w:r>
+              <w:rPr>
+                <w:b w:val="false"/>
+                <w:bCs w:val="false"/>
+                <w:sz w:val="19"/>
+                <w:szCs w:val="19"/>
+              </w:rPr>
+              <w:t xml:space="preserve">Facturation</w:t>
+            </w:r>
+          </w:p>
+        </w:tc>
+        <w:tc>
+          <w:tcPr>
+            <w:tcW w:type="dxa" w:w="6038"/>
+            <w:tcBorders>
+              <w:top w:val="single" w:color="D5DDE7" w:sz="4"/>
+              <w:left w:val="single" w:color="D5DDE7" w:sz="4"/>
+              <w:bottom w:val="single" w:color="D5DDE7" w:sz="4"/>
+              <w:right w:val="single" w:color="D5DDE7" w:sz="4"/>
+            </w:tcBorders>
+            <w:tcMar>
+              <w:top w:type="dxa" w:w="60"/>
+              <w:left w:type="dxa" w:w="100"/>
+              <w:bottom w:type="dxa" w:w="60"/>
+              <w:right w:type="dxa" w:w="100"/>
+            </w:tcMar>
+          </w:tcPr>
+          <w:p>
+            <w:r>
+              <w:rPr>
+                <w:b w:val="false"/>
+                <w:bCs w:val="false"/>
+                <w:sz w:val="19"/>
+                <w:szCs w:val="19"/>
+              </w:rPr>
+              <w:t xml:space="preserve">Priorité des règles, TVA, cycle des factures, numérotation, mois verrouillé</w:t>
+            </w:r>
+          </w:p>
+        </w:tc>
+        <w:tc>
+          <w:tcPr>
+            <w:tcW w:type="dxa" w:w="1200"/>
+            <w:tcBorders>
+              <w:top w:val="single" w:color="D5DDE7" w:sz="4"/>
+              <w:left w:val="single" w:color="D5DDE7" w:sz="4"/>
+              <w:bottom w:val="single" w:color="D5DDE7" w:sz="4"/>
+              <w:right w:val="single" w:color="D5DDE7" w:sz="4"/>
+            </w:tcBorders>
+            <w:tcMar>
+              <w:top w:type="dxa" w:w="60"/>
+              <w:left w:type="dxa" w:w="100"/>
+              <w:bottom w:type="dxa" w:w="60"/>
+              <w:right w:type="dxa" w:w="100"/>
+            </w:tcMar>
+          </w:tcPr>
+          <w:p>
+            <w:r>
+              <w:rPr>
+                <w:b w:val="false"/>
+                <w:bCs w:val="false"/>
+                <w:sz w:val="19"/>
+                <w:szCs w:val="19"/>
+              </w:rPr>
+              <w:t xml:space="preserve">47</w:t>
+            </w:r>
+          </w:p>
+        </w:tc>
+      </w:tr>
+      <w:tr>
+        <w:trPr>
+          <w:cantSplit/>
+        </w:trPr>
+        <w:tc>
+          <w:tcPr>
+            <w:tcW w:type="dxa" w:w="2400"/>
+            <w:tcBorders>
+              <w:top w:val="single" w:color="D5DDE7" w:sz="4"/>
+              <w:left w:val="single" w:color="D5DDE7" w:sz="4"/>
+              <w:bottom w:val="single" w:color="D5DDE7" w:sz="4"/>
+              <w:right w:val="single" w:color="D5DDE7" w:sz="4"/>
+            </w:tcBorders>
+            <w:tcMar>
+              <w:top w:type="dxa" w:w="60"/>
+              <w:left w:type="dxa" w:w="100"/>
+              <w:bottom w:type="dxa" w:w="60"/>
+              <w:right w:type="dxa" w:w="100"/>
+            </w:tcMar>
+          </w:tcPr>
+          <w:p>
+            <w:r>
+              <w:rPr>
+                <w:b w:val="false"/>
+                <w:bCs w:val="false"/>
+                <w:sz w:val="19"/>
+                <w:szCs w:val="19"/>
+              </w:rPr>
+              <w:t xml:space="preserve">Rapprochement MCB</w:t>
+            </w:r>
+          </w:p>
+        </w:tc>
+        <w:tc>
+          <w:tcPr>
+            <w:tcW w:type="dxa" w:w="6038"/>
+            <w:tcBorders>
+              <w:top w:val="single" w:color="D5DDE7" w:sz="4"/>
+              <w:left w:val="single" w:color="D5DDE7" w:sz="4"/>
+              <w:bottom w:val="single" w:color="D5DDE7" w:sz="4"/>
+              <w:right w:val="single" w:color="D5DDE7" w:sz="4"/>
+            </w:tcBorders>
+            <w:tcMar>
+              <w:top w:type="dxa" w:w="60"/>
+              <w:left w:type="dxa" w:w="100"/>
+              <w:bottom w:type="dxa" w:w="60"/>
+              <w:right w:type="dxa" w:w="100"/>
+            </w:tcMar>
+          </w:tcPr>
+          <w:p>
+            <w:r>
+              <w:rPr>
+                <w:b w:val="false"/>
+                <w:bCs w:val="false"/>
+                <w:sz w:val="19"/>
+                <w:szCs w:val="19"/>
+              </w:rPr>
+              <w:t xml:space="preserve">Six catégories d'écart au centime, règle de signe, alertes de périmètre, réclamations</w:t>
+            </w:r>
+          </w:p>
+        </w:tc>
+        <w:tc>
+          <w:tcPr>
+            <w:tcW w:type="dxa" w:w="1200"/>
+            <w:tcBorders>
+              <w:top w:val="single" w:color="D5DDE7" w:sz="4"/>
+              <w:left w:val="single" w:color="D5DDE7" w:sz="4"/>
+              <w:bottom w:val="single" w:color="D5DDE7" w:sz="4"/>
+              <w:right w:val="single" w:color="D5DDE7" w:sz="4"/>
+            </w:tcBorders>
+            <w:tcMar>
+              <w:top w:type="dxa" w:w="60"/>
+              <w:left w:type="dxa" w:w="100"/>
+              <w:bottom w:type="dxa" w:w="60"/>
+              <w:right w:type="dxa" w:w="100"/>
+            </w:tcMar>
+          </w:tcPr>
+          <w:p>
+            <w:r>
+              <w:rPr>
+                <w:b w:val="false"/>
+                <w:bCs w:val="false"/>
+                <w:sz w:val="19"/>
+                <w:szCs w:val="19"/>
+              </w:rPr>
+              <w:t xml:space="preserve">55</w:t>
+            </w:r>
+          </w:p>
+        </w:tc>
+      </w:tr>
+      <w:tr>
+        <w:trPr>
+          <w:cantSplit/>
+        </w:trPr>
+        <w:tc>
+          <w:tcPr>
+            <w:tcW w:type="dxa" w:w="2400"/>
+            <w:tcBorders>
+              <w:top w:val="single" w:color="D5DDE7" w:sz="4"/>
+              <w:left w:val="single" w:color="D5DDE7" w:sz="4"/>
+              <w:bottom w:val="single" w:color="D5DDE7" w:sz="4"/>
+              <w:right w:val="single" w:color="D5DDE7" w:sz="4"/>
+            </w:tcBorders>
+            <w:tcMar>
+              <w:top w:type="dxa" w:w="60"/>
+              <w:left w:type="dxa" w:w="100"/>
+              <w:bottom w:type="dxa" w:w="60"/>
+              <w:right w:type="dxa" w:w="100"/>
+            </w:tcMar>
+          </w:tcPr>
+          <w:p>
+            <w:r>
+              <w:rPr>
+                <w:b w:val="false"/>
+                <w:bCs w:val="false"/>
+                <w:sz w:val="19"/>
+                <w:szCs w:val="19"/>
+              </w:rPr>
+              <w:t xml:space="preserve">BigQuery</w:t>
+            </w:r>
+          </w:p>
+        </w:tc>
+        <w:tc>
+          <w:tcPr>
+            <w:tcW w:type="dxa" w:w="6038"/>
+            <w:tcBorders>
+              <w:top w:val="single" w:color="D5DDE7" w:sz="4"/>
+              <w:left w:val="single" w:color="D5DDE7" w:sz="4"/>
+              <w:bottom w:val="single" w:color="D5DDE7" w:sz="4"/>
+              <w:right w:val="single" w:color="D5DDE7" w:sz="4"/>
+            </w:tcBorders>
+            <w:tcMar>
+              <w:top w:type="dxa" w:w="60"/>
+              <w:left w:type="dxa" w:w="100"/>
+              <w:bottom w:type="dxa" w:w="60"/>
+              <w:right w:type="dxa" w:w="100"/>
+            </w:tcMar>
+          </w:tcPr>
+          <w:p>
+            <w:r>
+              <w:rPr>
+                <w:b w:val="false"/>
+                <w:bCs w:val="false"/>
+                <w:sz w:val="19"/>
+                <w:szCs w:val="19"/>
+              </w:rPr>
+              <w:t xml:space="preserve">Émulateur local : jeton signé, requête paramétrée, pagination, heure de Maurice</w:t>
+            </w:r>
+          </w:p>
+        </w:tc>
+        <w:tc>
+          <w:tcPr>
+            <w:tcW w:type="dxa" w:w="1200"/>
+            <w:tcBorders>
+              <w:top w:val="single" w:color="D5DDE7" w:sz="4"/>
+              <w:left w:val="single" w:color="D5DDE7" w:sz="4"/>
+              <w:bottom w:val="single" w:color="D5DDE7" w:sz="4"/>
+              <w:right w:val="single" w:color="D5DDE7" w:sz="4"/>
+            </w:tcBorders>
+            <w:tcMar>
+              <w:top w:type="dxa" w:w="60"/>
+              <w:left w:type="dxa" w:w="100"/>
+              <w:bottom w:type="dxa" w:w="60"/>
+              <w:right w:type="dxa" w:w="100"/>
+            </w:tcMar>
+          </w:tcPr>
+          <w:p>
+            <w:r>
+              <w:rPr>
+                <w:b w:val="false"/>
+                <w:bCs w:val="false"/>
+                <w:sz w:val="19"/>
+                <w:szCs w:val="19"/>
+              </w:rPr>
+              <w:t xml:space="preserve">23</w:t>
+            </w:r>
+          </w:p>
+        </w:tc>
+      </w:tr>
+      <w:tr>
+        <w:trPr>
+          <w:cantSplit/>
+        </w:trPr>
+        <w:tc>
+          <w:tcPr>
+            <w:tcW w:type="dxa" w:w="2400"/>
+            <w:tcBorders>
+              <w:top w:val="single" w:color="D5DDE7" w:sz="4"/>
+              <w:left w:val="single" w:color="D5DDE7" w:sz="4"/>
+              <w:bottom w:val="single" w:color="D5DDE7" w:sz="4"/>
+              <w:right w:val="single" w:color="D5DDE7" w:sz="4"/>
+            </w:tcBorders>
+            <w:tcMar>
+              <w:top w:type="dxa" w:w="60"/>
+              <w:left w:type="dxa" w:w="100"/>
+              <w:bottom w:type="dxa" w:w="60"/>
+              <w:right w:type="dxa" w:w="100"/>
+            </w:tcMar>
+          </w:tcPr>
+          <w:p>
+            <w:r>
+              <w:rPr>
+                <w:b w:val="false"/>
+                <w:bCs w:val="false"/>
+                <w:sz w:val="19"/>
+                <w:szCs w:val="19"/>
+              </w:rPr>
+              <w:t xml:space="preserve">Fiches marchands</w:t>
+            </w:r>
+          </w:p>
+        </w:tc>
+        <w:tc>
+          <w:tcPr>
+            <w:tcW w:type="dxa" w:w="6038"/>
+            <w:tcBorders>
+              <w:top w:val="single" w:color="D5DDE7" w:sz="4"/>
+              <w:left w:val="single" w:color="D5DDE7" w:sz="4"/>
+              <w:bottom w:val="single" w:color="D5DDE7" w:sz="4"/>
+              <w:right w:val="single" w:color="D5DDE7" w:sz="4"/>
+            </w:tcBorders>
+            <w:tcMar>
+              <w:top w:type="dxa" w:w="60"/>
+              <w:left w:type="dxa" w:w="100"/>
+              <w:bottom w:type="dxa" w:w="60"/>
+              <w:right w:type="dxa" w:w="100"/>
+            </w:tcMar>
+          </w:tcPr>
+          <w:p>
+            <w:r>
+              <w:rPr>
+                <w:b w:val="false"/>
+                <w:bCs w:val="false"/>
+                <w:sz w:val="19"/>
+                <w:szCs w:val="19"/>
+              </w:rPr>
+              <w:t xml:space="preserve">Profil, historique, contacts, MID uniques, contrats PDF, préavis</w:t>
+            </w:r>
+          </w:p>
+        </w:tc>
+        <w:tc>
+          <w:tcPr>
+            <w:tcW w:type="dxa" w:w="1200"/>
+            <w:tcBorders>
+              <w:top w:val="single" w:color="D5DDE7" w:sz="4"/>
+              <w:left w:val="single" w:color="D5DDE7" w:sz="4"/>
+              <w:bottom w:val="single" w:color="D5DDE7" w:sz="4"/>
+              <w:right w:val="single" w:color="D5DDE7" w:sz="4"/>
+            </w:tcBorders>
+            <w:tcMar>
+              <w:top w:type="dxa" w:w="60"/>
+              <w:left w:type="dxa" w:w="100"/>
+              <w:bottom w:type="dxa" w:w="60"/>
+              <w:right w:type="dxa" w:w="100"/>
+            </w:tcMar>
+          </w:tcPr>
+          <w:p>
+            <w:r>
+              <w:rPr>
+                <w:b w:val="false"/>
+                <w:bCs w:val="false"/>
+                <w:sz w:val="19"/>
+                <w:szCs w:val="19"/>
+              </w:rPr>
+              <w:t xml:space="preserve">71</w:t>
+            </w:r>
+          </w:p>
+        </w:tc>
+      </w:tr>
+      <w:tr>
+        <w:trPr>
+          <w:cantSplit/>
+        </w:trPr>
+        <w:tc>
+          <w:tcPr>
+            <w:tcW w:type="dxa" w:w="2400"/>
+            <w:tcBorders>
+              <w:top w:val="single" w:color="D5DDE7" w:sz="4"/>
+              <w:left w:val="single" w:color="D5DDE7" w:sz="4"/>
+              <w:bottom w:val="single" w:color="D5DDE7" w:sz="4"/>
+              <w:right w:val="single" w:color="D5DDE7" w:sz="4"/>
+            </w:tcBorders>
+            <w:tcMar>
+              <w:top w:type="dxa" w:w="60"/>
+              <w:left w:type="dxa" w:w="100"/>
+              <w:bottom w:type="dxa" w:w="60"/>
+              <w:right w:type="dxa" w:w="100"/>
+            </w:tcMar>
+          </w:tcPr>
+          <w:p>
+            <w:r>
+              <w:rPr>
+                <w:b w:val="false"/>
+                <w:bCs w:val="false"/>
+                <w:sz w:val="19"/>
+                <w:szCs w:val="19"/>
+              </w:rPr>
+              <w:t xml:space="preserve">Administration</w:t>
+            </w:r>
+          </w:p>
+        </w:tc>
+        <w:tc>
+          <w:tcPr>
+            <w:tcW w:type="dxa" w:w="6038"/>
+            <w:tcBorders>
+              <w:top w:val="single" w:color="D5DDE7" w:sz="4"/>
+              <w:left w:val="single" w:color="D5DDE7" w:sz="4"/>
+              <w:bottom w:val="single" w:color="D5DDE7" w:sz="4"/>
+              <w:right w:val="single" w:color="D5DDE7" w:sz="4"/>
+            </w:tcBorders>
+            <w:tcMar>
+              <w:top w:type="dxa" w:w="60"/>
+              <w:left w:type="dxa" w:w="100"/>
+              <w:bottom w:type="dxa" w:w="60"/>
+              <w:right w:type="dxa" w:w="100"/>
+            </w:tcMar>
+          </w:tcPr>
+          <w:p>
+            <w:r>
+              <w:rPr>
+                <w:b w:val="false"/>
+                <w:bCs w:val="false"/>
+                <w:sz w:val="19"/>
+                <w:szCs w:val="19"/>
+              </w:rPr>
+              <w:t xml:space="preserve">Comptes, rôles, réinitialisation, 2FA, journal d'audit, blocage des connexions</w:t>
+            </w:r>
+          </w:p>
+        </w:tc>
+        <w:tc>
+          <w:tcPr>
+            <w:tcW w:type="dxa" w:w="1200"/>
+            <w:tcBorders>
+              <w:top w:val="single" w:color="D5DDE7" w:sz="4"/>
+              <w:left w:val="single" w:color="D5DDE7" w:sz="4"/>
+              <w:bottom w:val="single" w:color="D5DDE7" w:sz="4"/>
+              <w:right w:val="single" w:color="D5DDE7" w:sz="4"/>
+            </w:tcBorders>
+            <w:tcMar>
+              <w:top w:type="dxa" w:w="60"/>
+              <w:left w:type="dxa" w:w="100"/>
+              <w:bottom w:type="dxa" w:w="60"/>
+              <w:right w:type="dxa" w:w="100"/>
+            </w:tcMar>
+          </w:tcPr>
+          <w:p>
+            <w:r>
+              <w:rPr>
+                <w:b w:val="false"/>
+                <w:bCs w:val="false"/>
+                <w:sz w:val="19"/>
+                <w:szCs w:val="19"/>
+              </w:rPr>
+              <w:t xml:space="preserve">93</w:t>
+            </w:r>
+          </w:p>
+        </w:tc>
+      </w:tr>
+    </w:tbl>
+    <w:p>
+      <w:pPr>
+        <w:spacing w:after="120"/>
+      </w:pPr>
+    </w:p>
+    <w:p>
+      <w:pPr>
+        <w:spacing w:after="120"/>
+      </w:pPr>
+      <w:r>
+        <w:rPr>
+          <w:b/>
+          <w:bCs/>
+        </w:rPr>
+        <w:t xml:space="preserve">Solidité : </w:t>
+      </w:r>
+      <w:r>
+        <w:t xml:space="preserve">sept erreurs introduites volontairement dans le code (classement d'un rail, règle de signe du rapprochement, priorité des commissions, fuseau horaire BigQuery, propriété d'un contact, protection de l'administrateur, fermeture des sessions) sont détectées. La règle de signe ne l'était pas au premier essai : un cas de test a été ajouté.</w:t>
+      </w:r>
+    </w:p>
+    <w:p>
+      <w:pPr>
+        <w:pStyle w:val="Heading2"/>
+      </w:pPr>
+      <w:r>
+        <w:t xml:space="preserve">Corrections apportées grâce aux tests</w:t>
+      </w:r>
+    </w:p>
+    <w:p>
+      <w:pPr>
+        <w:pStyle w:val="ListParagraph"/>
+        <w:numPr>
+          <w:ilvl w:val="0"/>
+          <w:numId w:val="2"/>
+        </w:numPr>
+        <w:spacing w:after="60"/>
+      </w:pPr>
+      <w:r>
+        <w:rPr>
+          <w:b/>
+          <w:bCs/>
+        </w:rPr>
+        <w:t xml:space="preserve">Blocage des connexions : </w:t>
+      </w:r>
+      <w:r>
+        <w:t xml:space="preserve">cinq échecs depuis une même adresse IP bloquaient tous les comptes derrière elle, donc tout le bureau. Le blocage se fait maintenant par compte ; une adresse n'est bloquée qu'au-delà de 50 échecs. Une connexion réussie ne remet plus à zéro les compteurs des autres comptes.</w:t>
+      </w:r>
+    </w:p>
+    <w:p>
+      <w:pPr>
+        <w:pStyle w:val="ListParagraph"/>
+        <w:numPr>
+          <w:ilvl w:val="0"/>
+          <w:numId w:val="2"/>
+        </w:numPr>
+        <w:spacing w:after="60"/>
+      </w:pPr>
+      <w:r>
+        <w:rPr>
+          <w:b/>
+          <w:bCs/>
+        </w:rPr>
+        <w:t xml:space="preserve">Changement de mot de passe : </w:t>
+      </w:r>
+      <w:r>
+        <w:t xml:space="preserve">deux changements dans la même seconde laissaient ouverte une session ouverte entre les deux. L'heure est désormais enregistrée à la microseconde.</w:t>
+      </w:r>
+    </w:p>
+    <w:p>
+      <w:pPr>
+        <w:pStyle w:val="ListParagraph"/>
+        <w:numPr>
+          <w:ilvl w:val="0"/>
+          <w:numId w:val="2"/>
+        </w:numPr>
+        <w:spacing w:after="60"/>
+      </w:pPr>
+      <w:r>
+        <w:rPr>
+          <w:b/>
+          <w:bCs/>
+        </w:rPr>
+        <w:t xml:space="preserve">Rapprochement : </w:t>
+      </w:r>
+      <w:r>
+        <w:t xml:space="preserve">la règle de signe n'était exercée par aucun cas de test ; un cas fictif dédié a été ajouté.</w:t>
+      </w:r>
+    </w:p>
+    <w:p>
+      <w:pPr>
+        <w:pStyle w:val="Heading2"/>
+      </w:pPr>
+      <w:r>
+        <w:t xml:space="preserve">Ce que les tests ne prouvent pas</w:t>
+      </w:r>
+    </w:p>
+    <w:p>
+      <w:pPr>
+        <w:pStyle w:val="ListParagraph"/>
+        <w:numPr>
+          <w:ilvl w:val="0"/>
+          <w:numId w:val="2"/>
+        </w:numPr>
+        <w:spacing w:after="60"/>
+      </w:pPr>
+      <w:r>
+        <w:t xml:space="preserve">Que les règles métier sont les bonnes : unité de somme_totale, sens des remboursements, TVA sur commissions.</w:t>
+      </w:r>
+    </w:p>
+    <w:p>
+      <w:pPr>
+        <w:pStyle w:val="ListParagraph"/>
+        <w:numPr>
+          <w:ilvl w:val="0"/>
+          <w:numId w:val="2"/>
+        </w:numPr>
+        <w:spacing w:after="60"/>
+      </w:pPr>
+      <w:r>
+        <w:t xml:space="preserve">Le fonctionnement sur la vraie table BigQuery et sur un vrai mois MCB.</w:t>
+      </w:r>
+    </w:p>
+    <w:p>
+      <w:pPr>
+        <w:pStyle w:val="ListParagraph"/>
+        <w:numPr>
+          <w:ilvl w:val="0"/>
+          <w:numId w:val="2"/>
+        </w:numPr>
+        <w:spacing w:after="60"/>
+      </w:pPr>
+      <w:r>
+        <w:t xml:space="preserve">La règle « 2FA obligatoire pour admin et finance », désactivée dans la configuration de test, et les écrans.</w:t>
+      </w:r>
+    </w:p>
+    <w:p>
+      <w:pPr>
+        <w:pStyle w:val="Heading1"/>
+      </w:pPr>
+      <w:r>
+        <w:t xml:space="preserve">8. Décisions et vérifications en attente</w:t>
       </w:r>
     </w:p>
     <w:tbl>
@@ -5686,6 +6670,184 @@
                 <w:szCs w:val="19"/>
               </w:rPr>
               <w:t xml:space="preserve">Rapprochement MCB sur un mois déjà réconcilié ; BigQuery sur la vraie table</w:t>
+            </w:r>
+          </w:p>
+        </w:tc>
+      </w:tr>
+      <w:tr>
+        <w:trPr>
+          <w:cantSplit/>
+        </w:trPr>
+        <w:tc>
+          <w:tcPr>
+            <w:tcW w:type="dxa" w:w="2000"/>
+            <w:tcBorders>
+              <w:top w:val="single" w:color="D5DDE7" w:sz="4"/>
+              <w:left w:val="single" w:color="D5DDE7" w:sz="4"/>
+              <w:bottom w:val="single" w:color="D5DDE7" w:sz="4"/>
+              <w:right w:val="single" w:color="D5DDE7" w:sz="4"/>
+            </w:tcBorders>
+            <w:tcMar>
+              <w:top w:type="dxa" w:w="60"/>
+              <w:left w:type="dxa" w:w="100"/>
+              <w:bottom w:type="dxa" w:w="60"/>
+              <w:right w:type="dxa" w:w="100"/>
+            </w:tcMar>
+          </w:tcPr>
+          <w:p>
+            <w:r>
+              <w:rPr>
+                <w:b w:val="false"/>
+                <w:bCs w:val="false"/>
+                <w:sz w:val="19"/>
+                <w:szCs w:val="19"/>
+              </w:rPr>
+              <w:t xml:space="preserve">IT</w:t>
+            </w:r>
+          </w:p>
+        </w:tc>
+        <w:tc>
+          <w:tcPr>
+            <w:tcW w:type="dxa" w:w="3000"/>
+            <w:tcBorders>
+              <w:top w:val="single" w:color="D5DDE7" w:sz="4"/>
+              <w:left w:val="single" w:color="D5DDE7" w:sz="4"/>
+              <w:bottom w:val="single" w:color="D5DDE7" w:sz="4"/>
+              <w:right w:val="single" w:color="D5DDE7" w:sz="4"/>
+            </w:tcBorders>
+            <w:tcMar>
+              <w:top w:type="dxa" w:w="60"/>
+              <w:left w:type="dxa" w:w="100"/>
+              <w:bottom w:type="dxa" w:w="60"/>
+              <w:right w:type="dxa" w:w="100"/>
+            </w:tcMar>
+          </w:tcPr>
+          <w:p>
+            <w:r>
+              <w:rPr>
+                <w:b w:val="false"/>
+                <w:bCs w:val="false"/>
+                <w:sz w:val="19"/>
+                <w:szCs w:val="19"/>
+              </w:rPr>
+              <w:t xml:space="preserve">Seuil de blocage par adresse IP</w:t>
+            </w:r>
+          </w:p>
+        </w:tc>
+        <w:tc>
+          <w:tcPr>
+            <w:tcW w:type="dxa" w:w="4638"/>
+            <w:tcBorders>
+              <w:top w:val="single" w:color="D5DDE7" w:sz="4"/>
+              <w:left w:val="single" w:color="D5DDE7" w:sz="4"/>
+              <w:bottom w:val="single" w:color="D5DDE7" w:sz="4"/>
+              <w:right w:val="single" w:color="D5DDE7" w:sz="4"/>
+            </w:tcBorders>
+            <w:tcMar>
+              <w:top w:type="dxa" w:w="60"/>
+              <w:left w:type="dxa" w:w="100"/>
+              <w:bottom w:type="dxa" w:w="60"/>
+              <w:right w:type="dxa" w:w="100"/>
+            </w:tcMar>
+          </w:tcPr>
+          <w:p>
+            <w:r>
+              <w:rPr>
+                <w:b w:val="false"/>
+                <w:bCs w:val="false"/>
+                <w:sz w:val="19"/>
+                <w:szCs w:val="19"/>
+              </w:rPr>
+              <w:t xml:space="preserve">50 échecs en 15 minutes : choix par défaut, à confronter au trafic réel du bureau</w:t>
+            </w:r>
+          </w:p>
+        </w:tc>
+      </w:tr>
+      <w:tr>
+        <w:trPr>
+          <w:cantSplit/>
+        </w:trPr>
+        <w:tc>
+          <w:tcPr>
+            <w:tcW w:type="dxa" w:w="2000"/>
+            <w:tcBorders>
+              <w:top w:val="single" w:color="D5DDE7" w:sz="4"/>
+              <w:left w:val="single" w:color="D5DDE7" w:sz="4"/>
+              <w:bottom w:val="single" w:color="D5DDE7" w:sz="4"/>
+              <w:right w:val="single" w:color="D5DDE7" w:sz="4"/>
+            </w:tcBorders>
+            <w:tcMar>
+              <w:top w:type="dxa" w:w="60"/>
+              <w:left w:type="dxa" w:w="100"/>
+              <w:bottom w:type="dxa" w:w="60"/>
+              <w:right w:type="dxa" w:w="100"/>
+            </w:tcMar>
+          </w:tcPr>
+          <w:p>
+            <w:r>
+              <w:rPr>
+                <w:b w:val="false"/>
+                <w:bCs w:val="false"/>
+                <w:sz w:val="19"/>
+                <w:szCs w:val="19"/>
+              </w:rPr>
+              <w:t xml:space="preserve">IT</w:t>
+            </w:r>
+          </w:p>
+        </w:tc>
+        <w:tc>
+          <w:tcPr>
+            <w:tcW w:type="dxa" w:w="3000"/>
+            <w:tcBorders>
+              <w:top w:val="single" w:color="D5DDE7" w:sz="4"/>
+              <w:left w:val="single" w:color="D5DDE7" w:sz="4"/>
+              <w:bottom w:val="single" w:color="D5DDE7" w:sz="4"/>
+              <w:right w:val="single" w:color="D5DDE7" w:sz="4"/>
+            </w:tcBorders>
+            <w:tcMar>
+              <w:top w:type="dxa" w:w="60"/>
+              <w:left w:type="dxa" w:w="100"/>
+              <w:bottom w:type="dxa" w:w="60"/>
+              <w:right w:type="dxa" w:w="100"/>
+            </w:tcMar>
+          </w:tcPr>
+          <w:p>
+            <w:r>
+              <w:rPr>
+                <w:b w:val="false"/>
+                <w:bCs w:val="false"/>
+                <w:sz w:val="19"/>
+                <w:szCs w:val="19"/>
+              </w:rPr>
+              <w:t xml:space="preserve">Mise à jour du schéma</w:t>
+            </w:r>
+          </w:p>
+        </w:tc>
+        <w:tc>
+          <w:tcPr>
+            <w:tcW w:type="dxa" w:w="4638"/>
+            <w:tcBorders>
+              <w:top w:val="single" w:color="D5DDE7" w:sz="4"/>
+              <w:left w:val="single" w:color="D5DDE7" w:sz="4"/>
+              <w:bottom w:val="single" w:color="D5DDE7" w:sz="4"/>
+              <w:right w:val="single" w:color="D5DDE7" w:sz="4"/>
+            </w:tcBorders>
+            <w:tcMar>
+              <w:top w:type="dxa" w:w="60"/>
+              <w:left w:type="dxa" w:w="100"/>
+              <w:bottom w:type="dxa" w:w="60"/>
+              <w:right w:type="dxa" w:w="100"/>
+            </w:tcMar>
+          </w:tcPr>
+          <w:p>
+            <w:r>
+              <w:rPr>
+                <w:b w:val="false"/>
+                <w:bCs w:val="false"/>
+                <w:sz w:val="19"/>
+                <w:szCs w:val="19"/>
+              </w:rPr>
+              <w:t xml:space="preserve">Déconnecte tous les utilisateurs une fois (heure du mot de passe à la microseconde)</w:t>
             </w:r>
           </w:p>
         </w:tc>

--- a/outputs/recap/MIPS-recapitulatif.docx
+++ b/outputs/recap/MIPS-recapitulatif.docx
@@ -73,7 +73,7 @@
           <w:bCs/>
           <w:color w:val="12233A"/>
         </w:rPr>
-        <w:t xml:space="preserve">9 modules · 36 écrans capturés · 6 specs développeur · 478 vérifications automatiques</w:t>
+        <w:t xml:space="preserve">9 modules · 36 écrans capturés · 6 specs développeur · 579 vérifications automatiques</w:t>
       </w:r>
     </w:p>
     <w:p>
@@ -4790,7 +4790,7 @@
         <w:spacing w:after="120"/>
       </w:pPr>
       <w:r>
-        <w:t xml:space="preserve">Huit suites pilotent l'application par son API sur une base jetable, avec des données uniquement fictives. Les montants attendus sont calculés à la main à partir des fichiers de test. Une commande : tests/run_tests.sh.</w:t>
+        <w:t xml:space="preserve">Dix suites pilotent l'application par son API sur une base jetable, avec des données uniquement fictives. Les montants attendus sont calculés à la main à partir des fichiers de test. Une commande : tests/run_tests.sh.</w:t>
       </w:r>
     </w:p>
     <w:tbl>
@@ -5111,7 +5111,7 @@
                 <w:sz w:val="19"/>
                 <w:szCs w:val="19"/>
               </w:rPr>
-              <w:t xml:space="preserve">Reporting</w:t>
+              <w:t xml:space="preserve">Approbation KYC</w:t>
             </w:r>
           </w:p>
         </w:tc>
@@ -5139,7 +5139,7 @@
                 <w:sz w:val="19"/>
                 <w:szCs w:val="19"/>
               </w:rPr>
-              <w:t xml:space="preserve">Règles de nettoyage, lignes du rapport, tendances, exports, réimport</w:t>
+              <w:t xml:space="preserve">Chacun des blocages, rôle d'approbateur, double regard sur la décision, note, revue périodique</w:t>
             </w:r>
           </w:p>
         </w:tc>
@@ -5167,7 +5167,7 @@
                 <w:sz w:val="19"/>
                 <w:szCs w:val="19"/>
               </w:rPr>
-              <w:t xml:space="preserve">65</w:t>
+              <w:t xml:space="preserve">78</w:t>
             </w:r>
           </w:p>
         </w:tc>
@@ -5200,7 +5200,7 @@
                 <w:sz w:val="19"/>
                 <w:szCs w:val="19"/>
               </w:rPr>
-              <w:t xml:space="preserve">Facturation</w:t>
+              <w:t xml:space="preserve">Reporting</w:t>
             </w:r>
           </w:p>
         </w:tc>
@@ -5228,7 +5228,7 @@
                 <w:sz w:val="19"/>
                 <w:szCs w:val="19"/>
               </w:rPr>
-              <w:t xml:space="preserve">Priorité des règles, TVA, cycle des factures, numérotation, mois verrouillé</w:t>
+              <w:t xml:space="preserve">Règles de nettoyage, lignes du rapport, tendances, exports, réimport</w:t>
             </w:r>
           </w:p>
         </w:tc>
@@ -5256,7 +5256,7 @@
                 <w:sz w:val="19"/>
                 <w:szCs w:val="19"/>
               </w:rPr>
-              <w:t xml:space="preserve">47</w:t>
+              <w:t xml:space="preserve">65</w:t>
             </w:r>
           </w:p>
         </w:tc>
@@ -5289,7 +5289,7 @@
                 <w:sz w:val="19"/>
                 <w:szCs w:val="19"/>
               </w:rPr>
-              <w:t xml:space="preserve">Rapprochement MCB</w:t>
+              <w:t xml:space="preserve">Facturation</w:t>
             </w:r>
           </w:p>
         </w:tc>
@@ -5317,7 +5317,7 @@
                 <w:sz w:val="19"/>
                 <w:szCs w:val="19"/>
               </w:rPr>
-              <w:t xml:space="preserve">Six catégories d'écart au centime, règle de signe, alertes de périmètre, réclamations</w:t>
+              <w:t xml:space="preserve">Priorité des règles, TVA, cycle des factures, numérotation, mois verrouillé</w:t>
             </w:r>
           </w:p>
         </w:tc>
@@ -5345,7 +5345,7 @@
                 <w:sz w:val="19"/>
                 <w:szCs w:val="19"/>
               </w:rPr>
-              <w:t xml:space="preserve">55</w:t>
+              <w:t xml:space="preserve">47</w:t>
             </w:r>
           </w:p>
         </w:tc>
@@ -5378,7 +5378,7 @@
                 <w:sz w:val="19"/>
                 <w:szCs w:val="19"/>
               </w:rPr>
-              <w:t xml:space="preserve">BigQuery</w:t>
+              <w:t xml:space="preserve">Rapprochement MCB</w:t>
             </w:r>
           </w:p>
         </w:tc>
@@ -5406,7 +5406,7 @@
                 <w:sz w:val="19"/>
                 <w:szCs w:val="19"/>
               </w:rPr>
-              <w:t xml:space="preserve">Émulateur local : jeton signé, requête paramétrée, pagination, heure de Maurice</w:t>
+              <w:t xml:space="preserve">Six catégories d'écart au centime, règle de signe, alertes de périmètre, réclamations</w:t>
             </w:r>
           </w:p>
         </w:tc>
@@ -5434,7 +5434,7 @@
                 <w:sz w:val="19"/>
                 <w:szCs w:val="19"/>
               </w:rPr>
-              <w:t xml:space="preserve">23</w:t>
+              <w:t xml:space="preserve">55</w:t>
             </w:r>
           </w:p>
         </w:tc>
@@ -5467,6 +5467,95 @@
                 <w:sz w:val="19"/>
                 <w:szCs w:val="19"/>
               </w:rPr>
+              <w:t xml:space="preserve">BigQuery</w:t>
+            </w:r>
+          </w:p>
+        </w:tc>
+        <w:tc>
+          <w:tcPr>
+            <w:tcW w:type="dxa" w:w="6038"/>
+            <w:tcBorders>
+              <w:top w:val="single" w:color="D5DDE7" w:sz="4"/>
+              <w:left w:val="single" w:color="D5DDE7" w:sz="4"/>
+              <w:bottom w:val="single" w:color="D5DDE7" w:sz="4"/>
+              <w:right w:val="single" w:color="D5DDE7" w:sz="4"/>
+            </w:tcBorders>
+            <w:tcMar>
+              <w:top w:type="dxa" w:w="60"/>
+              <w:left w:type="dxa" w:w="100"/>
+              <w:bottom w:type="dxa" w:w="60"/>
+              <w:right w:type="dxa" w:w="100"/>
+            </w:tcMar>
+          </w:tcPr>
+          <w:p>
+            <w:r>
+              <w:rPr>
+                <w:b w:val="false"/>
+                <w:bCs w:val="false"/>
+                <w:sz w:val="19"/>
+                <w:szCs w:val="19"/>
+              </w:rPr>
+              <w:t xml:space="preserve">Émulateur local : jeton signé, requête paramétrée, pagination, heure de Maurice</w:t>
+            </w:r>
+          </w:p>
+        </w:tc>
+        <w:tc>
+          <w:tcPr>
+            <w:tcW w:type="dxa" w:w="1200"/>
+            <w:tcBorders>
+              <w:top w:val="single" w:color="D5DDE7" w:sz="4"/>
+              <w:left w:val="single" w:color="D5DDE7" w:sz="4"/>
+              <w:bottom w:val="single" w:color="D5DDE7" w:sz="4"/>
+              <w:right w:val="single" w:color="D5DDE7" w:sz="4"/>
+            </w:tcBorders>
+            <w:tcMar>
+              <w:top w:type="dxa" w:w="60"/>
+              <w:left w:type="dxa" w:w="100"/>
+              <w:bottom w:type="dxa" w:w="60"/>
+              <w:right w:type="dxa" w:w="100"/>
+            </w:tcMar>
+          </w:tcPr>
+          <w:p>
+            <w:r>
+              <w:rPr>
+                <w:b w:val="false"/>
+                <w:bCs w:val="false"/>
+                <w:sz w:val="19"/>
+                <w:szCs w:val="19"/>
+              </w:rPr>
+              <w:t xml:space="preserve">23</w:t>
+            </w:r>
+          </w:p>
+        </w:tc>
+      </w:tr>
+      <w:tr>
+        <w:trPr>
+          <w:cantSplit/>
+        </w:trPr>
+        <w:tc>
+          <w:tcPr>
+            <w:tcW w:type="dxa" w:w="2400"/>
+            <w:tcBorders>
+              <w:top w:val="single" w:color="D5DDE7" w:sz="4"/>
+              <w:left w:val="single" w:color="D5DDE7" w:sz="4"/>
+              <w:bottom w:val="single" w:color="D5DDE7" w:sz="4"/>
+              <w:right w:val="single" w:color="D5DDE7" w:sz="4"/>
+            </w:tcBorders>
+            <w:tcMar>
+              <w:top w:type="dxa" w:w="60"/>
+              <w:left w:type="dxa" w:w="100"/>
+              <w:bottom w:type="dxa" w:w="60"/>
+              <w:right w:type="dxa" w:w="100"/>
+            </w:tcMar>
+          </w:tcPr>
+          <w:p>
+            <w:r>
+              <w:rPr>
+                <w:b w:val="false"/>
+                <w:bCs w:val="false"/>
+                <w:sz w:val="19"/>
+                <w:szCs w:val="19"/>
+              </w:rPr>
               <w:t xml:space="preserve">Fiches marchands</w:t>
             </w:r>
           </w:p>
@@ -5524,6 +5613,95 @@
                 <w:szCs w:val="19"/>
               </w:rPr>
               <w:t xml:space="preserve">71</w:t>
+            </w:r>
+          </w:p>
+        </w:tc>
+      </w:tr>
+      <w:tr>
+        <w:trPr>
+          <w:cantSplit/>
+        </w:trPr>
+        <w:tc>
+          <w:tcPr>
+            <w:tcW w:type="dxa" w:w="2400"/>
+            <w:tcBorders>
+              <w:top w:val="single" w:color="D5DDE7" w:sz="4"/>
+              <w:left w:val="single" w:color="D5DDE7" w:sz="4"/>
+              <w:bottom w:val="single" w:color="D5DDE7" w:sz="4"/>
+              <w:right w:val="single" w:color="D5DDE7" w:sz="4"/>
+            </w:tcBorders>
+            <w:tcMar>
+              <w:top w:type="dxa" w:w="60"/>
+              <w:left w:type="dxa" w:w="100"/>
+              <w:bottom w:type="dxa" w:w="60"/>
+              <w:right w:type="dxa" w:w="100"/>
+            </w:tcMar>
+          </w:tcPr>
+          <w:p>
+            <w:r>
+              <w:rPr>
+                <w:b w:val="false"/>
+                <w:bCs w:val="false"/>
+                <w:sz w:val="19"/>
+                <w:szCs w:val="19"/>
+              </w:rPr>
+              <w:t xml:space="preserve">2FA obligatoire</w:t>
+            </w:r>
+          </w:p>
+        </w:tc>
+        <w:tc>
+          <w:tcPr>
+            <w:tcW w:type="dxa" w:w="6038"/>
+            <w:tcBorders>
+              <w:top w:val="single" w:color="D5DDE7" w:sz="4"/>
+              <w:left w:val="single" w:color="D5DDE7" w:sz="4"/>
+              <w:bottom w:val="single" w:color="D5DDE7" w:sz="4"/>
+              <w:right w:val="single" w:color="D5DDE7" w:sz="4"/>
+            </w:tcBorders>
+            <w:tcMar>
+              <w:top w:type="dxa" w:w="60"/>
+              <w:left w:type="dxa" w:w="100"/>
+              <w:bottom w:type="dxa" w:w="60"/>
+              <w:right w:type="dxa" w:w="100"/>
+            </w:tcMar>
+          </w:tcPr>
+          <w:p>
+            <w:r>
+              <w:rPr>
+                <w:b w:val="false"/>
+                <w:bCs w:val="false"/>
+                <w:sz w:val="19"/>
+                <w:szCs w:val="19"/>
+              </w:rPr>
+              <w:t xml:space="preserve">Admin et finance : modules fermés sans 2FA, désactivation refusée, nouvel enrôlement après remise à zéro</w:t>
+            </w:r>
+          </w:p>
+        </w:tc>
+        <w:tc>
+          <w:tcPr>
+            <w:tcW w:type="dxa" w:w="1200"/>
+            <w:tcBorders>
+              <w:top w:val="single" w:color="D5DDE7" w:sz="4"/>
+              <w:left w:val="single" w:color="D5DDE7" w:sz="4"/>
+              <w:bottom w:val="single" w:color="D5DDE7" w:sz="4"/>
+              <w:right w:val="single" w:color="D5DDE7" w:sz="4"/>
+            </w:tcBorders>
+            <w:tcMar>
+              <w:top w:type="dxa" w:w="60"/>
+              <w:left w:type="dxa" w:w="100"/>
+              <w:bottom w:type="dxa" w:w="60"/>
+              <w:right w:type="dxa" w:w="100"/>
+            </w:tcMar>
+          </w:tcPr>
+          <w:p>
+            <w:r>
+              <w:rPr>
+                <w:b w:val="false"/>
+                <w:bCs w:val="false"/>
+                <w:sz w:val="19"/>
+                <w:szCs w:val="19"/>
+              </w:rPr>
+              <w:t xml:space="preserve">23</w:t>
             </w:r>
           </w:p>
         </w:tc>
@@ -5635,7 +5813,7 @@
         <w:t xml:space="preserve">Solidité : </w:t>
       </w:r>
       <w:r>
-        <w:t xml:space="preserve">sept erreurs introduites volontairement dans le code (classement d'un rail, règle de signe du rapprochement, priorité des commissions, fuseau horaire BigQuery, propriété d'un contact, protection de l'administrateur, fermeture des sessions) sont détectées. La règle de signe ne l'était pas au premier essai : un cas de test a été ajouté.</w:t>
+        <w:t xml:space="preserve">treize erreurs introduites volontairement dans le code (classement d'un rail, règle de signe du rapprochement, priorité des commissions, fuseau horaire BigQuery, propriété d'un contact, protection de l'administrateur, fermeture des sessions, rôle d'approbateur, blocages d'approbation, note de décision, double regard, 2FA obligatoire, désactivation de la 2FA) sont détectées. La règle de signe ne l'était pas au premier essai : un cas de test a été ajouté.</w:t>
       </w:r>
     </w:p>
     <w:p>
@@ -5684,6 +5862,26 @@
       </w:r>
       <w:r>
         <w:t xml:space="preserve">deux changements dans la même seconde laissaient ouverte une session ouverte entre les deux. L'heure est désormais enregistrée à la microseconde.</w:t>
+      </w:r>
+    </w:p>
+    <w:p>
+      <w:pPr>
+        <w:pStyle w:val="ListParagraph"/>
+        <w:numPr>
+          <w:ilvl w:val="0"/>
+          <w:numId w:val="2"/>
+        </w:numPr>
+        <w:spacing w:after="60"/>
+      </w:pPr>
+      <w:r>
+        <w:rPr>
+          <w:b/>
+          <w:bCs/>
+        </w:rPr>
+        <w:t xml:space="preserve">Double regard sur l'approbation KYC : </w:t>
+      </w:r>
+      <w:r>
+        <w:t xml:space="preserve">un analyste ayant le rôle d'approbateur pouvait réassigner le dossier à un collègue puis le trancher lui-même. Désormais, personne qui a eu la main sur le dossier (créateur, analyste passé ou présent, auteur d'une réassignation) ne peut le décider.</w:t>
       </w:r>
     </w:p>
     <w:p>
@@ -5750,7 +5948,7 @@
         <w:spacing w:after="60"/>
       </w:pPr>
       <w:r>
-        <w:t xml:space="preserve">La règle « 2FA obligatoire pour admin et finance », désactivée dans la configuration de test, et les écrans.</w:t>
+        <w:t xml:space="preserve">Les écrans : les tests pilotent l'API, pas l'interface.</w:t>
       </w:r>
     </w:p>
     <w:p>
@@ -6759,6 +6957,95 @@
                 <w:szCs w:val="19"/>
               </w:rPr>
               <w:t xml:space="preserve">50 échecs en 15 minutes : choix par défaut, à confronter au trafic réel du bureau</w:t>
+            </w:r>
+          </w:p>
+        </w:tc>
+      </w:tr>
+      <w:tr>
+        <w:trPr>
+          <w:cantSplit/>
+        </w:trPr>
+        <w:tc>
+          <w:tcPr>
+            <w:tcW w:type="dxa" w:w="2000"/>
+            <w:tcBorders>
+              <w:top w:val="single" w:color="D5DDE7" w:sz="4"/>
+              <w:left w:val="single" w:color="D5DDE7" w:sz="4"/>
+              <w:bottom w:val="single" w:color="D5DDE7" w:sz="4"/>
+              <w:right w:val="single" w:color="D5DDE7" w:sz="4"/>
+            </w:tcBorders>
+            <w:tcMar>
+              <w:top w:type="dxa" w:w="60"/>
+              <w:left w:type="dxa" w:w="100"/>
+              <w:bottom w:type="dxa" w:w="60"/>
+              <w:right w:type="dxa" w:w="100"/>
+            </w:tcMar>
+          </w:tcPr>
+          <w:p>
+            <w:r>
+              <w:rPr>
+                <w:b w:val="false"/>
+                <w:bCs w:val="false"/>
+                <w:sz w:val="19"/>
+                <w:szCs w:val="19"/>
+              </w:rPr>
+              <w:t xml:space="preserve">Direction</w:t>
+            </w:r>
+          </w:p>
+        </w:tc>
+        <w:tc>
+          <w:tcPr>
+            <w:tcW w:type="dxa" w:w="3000"/>
+            <w:tcBorders>
+              <w:top w:val="single" w:color="D5DDE7" w:sz="4"/>
+              <w:left w:val="single" w:color="D5DDE7" w:sz="4"/>
+              <w:bottom w:val="single" w:color="D5DDE7" w:sz="4"/>
+              <w:right w:val="single" w:color="D5DDE7" w:sz="4"/>
+            </w:tcBorders>
+            <w:tcMar>
+              <w:top w:type="dxa" w:w="60"/>
+              <w:left w:type="dxa" w:w="100"/>
+              <w:bottom w:type="dxa" w:w="60"/>
+              <w:right w:type="dxa" w:w="100"/>
+            </w:tcMar>
+          </w:tcPr>
+          <w:p>
+            <w:r>
+              <w:rPr>
+                <w:b w:val="false"/>
+                <w:bCs w:val="false"/>
+                <w:sz w:val="19"/>
+                <w:szCs w:val="19"/>
+              </w:rPr>
+              <w:t xml:space="preserve">Approbateurs indépendants</w:t>
+            </w:r>
+          </w:p>
+        </w:tc>
+        <w:tc>
+          <w:tcPr>
+            <w:tcW w:type="dxa" w:w="4638"/>
+            <w:tcBorders>
+              <w:top w:val="single" w:color="D5DDE7" w:sz="4"/>
+              <w:left w:val="single" w:color="D5DDE7" w:sz="4"/>
+              <w:bottom w:val="single" w:color="D5DDE7" w:sz="4"/>
+              <w:right w:val="single" w:color="D5DDE7" w:sz="4"/>
+            </w:tcBorders>
+            <w:tcMar>
+              <w:top w:type="dxa" w:w="60"/>
+              <w:left w:type="dxa" w:w="100"/>
+              <w:bottom w:type="dxa" w:w="60"/>
+              <w:right w:type="dxa" w:w="100"/>
+            </w:tcMar>
+          </w:tcPr>
+          <w:p>
+            <w:r>
+              <w:rPr>
+                <w:b w:val="false"/>
+                <w:bCs w:val="false"/>
+                <w:sz w:val="19"/>
+                <w:szCs w:val="19"/>
+              </w:rPr>
+              <w:t xml:space="preserve">Qui a eu la main sur un dossier KYC ne peut pas le trancher : garder au moins un approbateur hors instruction</w:t>
             </w:r>
           </w:p>
         </w:tc>

--- a/outputs/recap/MIPS-recapitulatif.docx
+++ b/outputs/recap/MIPS-recapitulatif.docx
@@ -2126,7 +2126,7 @@
                 <w:sz w:val="19"/>
                 <w:szCs w:val="19"/>
               </w:rPr>
-              <w:t xml:space="preserve">Différent de l'analyste, aucun blocage restant, note de décision</w:t>
+              <w:t xml:space="preserve">N'a jamais eu la main sur le dossier (ni créateur, ni analyste, ni auteur d'une réassignation), aucun blocage restant, note de décision</w:t>
             </w:r>
           </w:p>
         </w:tc>

--- a/outputs/recap/MIPS-recapitulatif.docx
+++ b/outputs/recap/MIPS-recapitulatif.docx
@@ -73,7 +73,7 @@
           <w:bCs/>
           <w:color w:val="12233A"/>
         </w:rPr>
-        <w:t xml:space="preserve">9 modules · 36 écrans capturés · 6 specs développeur · 579 vérifications automatiques</w:t>
+        <w:t xml:space="preserve">9 modules · 36 écrans capturés · 6 specs développeur · 590 vérifications automatiques</w:t>
       </w:r>
     </w:p>
     <w:p>
@@ -4790,7 +4790,7 @@
         <w:spacing w:after="120"/>
       </w:pPr>
       <w:r>
-        <w:t xml:space="preserve">Dix suites pilotent l'application par son API sur une base jetable, avec des données uniquement fictives. Les montants attendus sont calculés à la main à partir des fichiers de test. Une commande : tests/run_tests.sh.</w:t>
+        <w:t xml:space="preserve">Onze suites pilotent l'application par son API sur une base jetable, avec des données uniquement fictives. Les montants attendus sont calculés à la main à partir des fichiers de test. Une commande : tests/run_tests.sh.</w:t>
       </w:r>
     </w:p>
     <w:tbl>
@@ -5645,6 +5645,95 @@
                 <w:sz w:val="19"/>
                 <w:szCs w:val="19"/>
               </w:rPr>
+              <w:t xml:space="preserve">Antivirus (ClamAV)</w:t>
+            </w:r>
+          </w:p>
+        </w:tc>
+        <w:tc>
+          <w:tcPr>
+            <w:tcW w:type="dxa" w:w="6038"/>
+            <w:tcBorders>
+              <w:top w:val="single" w:color="D5DDE7" w:sz="4"/>
+              <w:left w:val="single" w:color="D5DDE7" w:sz="4"/>
+              <w:bottom w:val="single" w:color="D5DDE7" w:sz="4"/>
+              <w:right w:val="single" w:color="D5DDE7" w:sz="4"/>
+            </w:tcBorders>
+            <w:tcMar>
+              <w:top w:type="dxa" w:w="60"/>
+              <w:left w:type="dxa" w:w="100"/>
+              <w:bottom w:type="dxa" w:w="60"/>
+              <w:right w:type="dxa" w:w="100"/>
+            </w:tcMar>
+          </w:tcPr>
+          <w:p>
+            <w:r>
+              <w:rPr>
+                <w:b w:val="false"/>
+                <w:bCs w:val="false"/>
+                <w:sz w:val="19"/>
+                <w:szCs w:val="19"/>
+              </w:rPr>
+              <w:t xml:space="preserve">Vrai moteur, scan direct et démon : pièce infectée refusée, refus si signatures absentes ou antivirus arrêté</w:t>
+            </w:r>
+          </w:p>
+        </w:tc>
+        <w:tc>
+          <w:tcPr>
+            <w:tcW w:type="dxa" w:w="1200"/>
+            <w:tcBorders>
+              <w:top w:val="single" w:color="D5DDE7" w:sz="4"/>
+              <w:left w:val="single" w:color="D5DDE7" w:sz="4"/>
+              <w:bottom w:val="single" w:color="D5DDE7" w:sz="4"/>
+              <w:right w:val="single" w:color="D5DDE7" w:sz="4"/>
+            </w:tcBorders>
+            <w:tcMar>
+              <w:top w:type="dxa" w:w="60"/>
+              <w:left w:type="dxa" w:w="100"/>
+              <w:bottom w:type="dxa" w:w="60"/>
+              <w:right w:type="dxa" w:w="100"/>
+            </w:tcMar>
+          </w:tcPr>
+          <w:p>
+            <w:r>
+              <w:rPr>
+                <w:b w:val="false"/>
+                <w:bCs w:val="false"/>
+                <w:sz w:val="19"/>
+                <w:szCs w:val="19"/>
+              </w:rPr>
+              <w:t xml:space="preserve">11</w:t>
+            </w:r>
+          </w:p>
+        </w:tc>
+      </w:tr>
+      <w:tr>
+        <w:trPr>
+          <w:cantSplit/>
+        </w:trPr>
+        <w:tc>
+          <w:tcPr>
+            <w:tcW w:type="dxa" w:w="2400"/>
+            <w:tcBorders>
+              <w:top w:val="single" w:color="D5DDE7" w:sz="4"/>
+              <w:left w:val="single" w:color="D5DDE7" w:sz="4"/>
+              <w:bottom w:val="single" w:color="D5DDE7" w:sz="4"/>
+              <w:right w:val="single" w:color="D5DDE7" w:sz="4"/>
+            </w:tcBorders>
+            <w:tcMar>
+              <w:top w:type="dxa" w:w="60"/>
+              <w:left w:type="dxa" w:w="100"/>
+              <w:bottom w:type="dxa" w:w="60"/>
+              <w:right w:type="dxa" w:w="100"/>
+            </w:tcMar>
+          </w:tcPr>
+          <w:p>
+            <w:r>
+              <w:rPr>
+                <w:b w:val="false"/>
+                <w:bCs w:val="false"/>
+                <w:sz w:val="19"/>
+                <w:szCs w:val="19"/>
+              </w:rPr>
               <w:t xml:space="preserve">2FA obligatoire</w:t>
             </w:r>
           </w:p>
@@ -5813,7 +5902,7 @@
         <w:t xml:space="preserve">Solidité : </w:t>
       </w:r>
       <w:r>
-        <w:t xml:space="preserve">treize erreurs introduites volontairement dans le code (classement d'un rail, règle de signe du rapprochement, priorité des commissions, fuseau horaire BigQuery, propriété d'un contact, protection de l'administrateur, fermeture des sessions, rôle d'approbateur, blocages d'approbation, note de décision, double regard, 2FA obligatoire, désactivation de la 2FA) sont détectées. La règle de signe ne l'était pas au premier essai : un cas de test a été ajouté.</w:t>
+        <w:t xml:space="preserve">quatorze erreurs introduites volontairement dans le code (classement d'un rail, règle de signe du rapprochement, priorité des commissions, fuseau horaire BigQuery, propriété d'un contact, protection de l'administrateur, fermeture des sessions, rôle d'approbateur, blocages d'approbation, note de décision, double regard, 2FA obligatoire, désactivation de la 2FA, antivirus en panne qui laisserait passer le fichier) sont détectées. La règle de signe ne l'était pas au premier essai : un cas de test a été ajouté.</w:t>
       </w:r>
     </w:p>
     <w:p>
@@ -5948,6 +6037,19 @@
         <w:spacing w:after="60"/>
       </w:pPr>
       <w:r>
+        <w:t xml:space="preserve">Le taux de détection de l'antivirus : les signatures officielles de ClamAV ne sont pas téléchargeables dans l'environnement de test, la suite utilise une signature de test (EICAR).</w:t>
+      </w:r>
+    </w:p>
+    <w:p>
+      <w:pPr>
+        <w:pStyle w:val="ListParagraph"/>
+        <w:numPr>
+          <w:ilvl w:val="0"/>
+          <w:numId w:val="2"/>
+        </w:numPr>
+        <w:spacing w:after="60"/>
+      </w:pPr>
+      <w:r>
         <w:t xml:space="preserve">Les écrans : les tests pilotent l'API, pas l'interface.</w:t>
       </w:r>
     </w:p>
@@ -6689,7 +6791,7 @@
                 <w:sz w:val="19"/>
                 <w:szCs w:val="19"/>
               </w:rPr>
-              <w:t xml:space="preserve">À installer et rendre obligatoire avant mise en service</w:t>
+              <w:t xml:space="preserve">ClamAV avec le démon clamd (testé) : installer, tenir les signatures à jour (freshclam), rendre obligatoire avant mise en service</w:t>
             </w:r>
           </w:p>
         </w:tc>

--- a/outputs/recap/MIPS-recapitulatif.docx
+++ b/outputs/recap/MIPS-recapitulatif.docx
@@ -3518,7 +3518,7 @@
                 <w:sz w:val="19"/>
                 <w:szCs w:val="19"/>
               </w:rPr>
-              <w:t xml:space="preserve">Pas d'antivirus installé : pièces « not scanned »</w:t>
+              <w:t xml:space="preserve">S04d recapturée avec ClamAV et les signatures officielles (« antivirus OK ») ; antivirus actif sur la démo seulement</w:t>
             </w:r>
           </w:p>
         </w:tc>
@@ -6037,7 +6037,7 @@
         <w:spacing w:after="60"/>
       </w:pPr>
       <w:r>
-        <w:t xml:space="preserve">Le taux de détection de l'antivirus : les signatures officielles de ClamAV ne sont pas téléchargeables dans l'environnement de test, la suite utilise une signature de test (EICAR).</w:t>
+        <w:t xml:space="preserve">Le taux de détection de l'antivirus : la suite utilise une signature de test (EICAR). Les signatures officielles, obtenues par le miroir Microsoft, n'ont servi qu'à la capture S04d ; elles ne détectent pas la chaîne EICAR ajoutée à un PDF, donc le refus d'une pièce infectée n'a pas pu être montré à l'écran.</w:t>
       </w:r>
     </w:p>
     <w:p>
@@ -6791,7 +6791,7 @@
                 <w:sz w:val="19"/>
                 <w:szCs w:val="19"/>
               </w:rPr>
-              <w:t xml:space="preserve">ClamAV avec le démon clamd (testé) : installer, tenir les signatures à jour (freshclam), rendre obligatoire avant mise en service</w:t>
+              <w:t xml:space="preserve">ClamAV avec le démon clamd (testé ; moins de 0,1 s par pièce contre environ 20 s avec clamscan) : installer, tenir les signatures à jour (freshclam), rendre obligatoire avant mise en service</w:t>
             </w:r>
           </w:p>
         </w:tc>

--- a/outputs/recap/MIPS-recapitulatif.docx
+++ b/outputs/recap/MIPS-recapitulatif.docx
@@ -183,7 +183,7 @@
       <w:r>
         <w:drawing>
           <wp:inline distT="0" distB="0" distL="0" distR="0">
-            <wp:extent cx="6096000" cy="3867150"/>
+            <wp:extent cx="6096000" cy="4086225"/>
             <wp:effectExtent t="0" r="0" b="0" l="0"/>
             <wp:docPr id="1" name="" descr="" title=""/>
             <wp:cNvGraphicFramePr>
@@ -208,7 +208,7 @@
                   <pic:spPr bwMode="auto">
                     <a:xfrm>
                       <a:off x="0" y="0"/>
-                      <a:ext cx="6096000" cy="3867150"/>
+                      <a:ext cx="6096000" cy="4086225"/>
                     </a:xfrm>
                     <a:prstGeom prst="rect">
                       <a:avLst/>
@@ -2235,7 +2235,14 @@
         <w:spacing w:after="120"/>
       </w:pPr>
       <w:r>
-        <w:t xml:space="preserve">Où va l'argent aujourd'hui, et l'option du dossier SPIN. La réconciliation trust n'a de sens que dans le modèle B ; le choix du modèle se fait avant tout développement.</w:t>
+        <w:rPr>
+          <w:b/>
+          <w:bCs/>
+        </w:rPr>
+        <w:t xml:space="preserve">Décision du 31 octobre : modèle A retenu pour le dossier SPIN. </w:t>
+      </w:r>
+      <w:r>
+        <w:t xml:space="preserve">Aucun fonds de marchand détenu, pas de module trust. Le modèle B ne sera envisagé que pour une raison commerciale claire. Deux vérifications conditionnent la décision : la licence demandée ne doit pas exiger de détenir les fonds, et aucun flux (wallets, virement) ne doit passer par un compte MIPS. Détail : outputs/decisions/2026-10-31-modele-flux-de-fonds.md.</w:t>
       </w:r>
     </w:p>
     <w:p>
@@ -2246,7 +2253,7 @@
       <w:r>
         <w:drawing>
           <wp:inline distT="0" distB="0" distL="0" distR="0">
-            <wp:extent cx="6096000" cy="2305050"/>
+            <wp:extent cx="6096000" cy="2295525"/>
             <wp:effectExtent t="0" r="0" b="0" l="0"/>
             <wp:docPr id="1" name="" descr="" title=""/>
             <wp:cNvGraphicFramePr>
@@ -2271,7 +2278,7 @@
                   <pic:spPr bwMode="auto">
                     <a:xfrm>
                       <a:off x="0" y="0"/>
-                      <a:ext cx="6096000" cy="2305050"/>
+                      <a:ext cx="6096000" cy="2295525"/>
                     </a:xfrm>
                     <a:prstGeom prst="rect">
                       <a:avLst/>
@@ -2361,7 +2368,7 @@
                 <w:sz w:val="18"/>
                 <w:szCs w:val="18"/>
               </w:rPr>
-              <w:t xml:space="preserve">A — Passerelle (actuel probable)</w:t>
+              <w:t xml:space="preserve">A — Passerelle (retenu)</w:t>
             </w:r>
           </w:p>
         </w:tc>
@@ -2391,7 +2398,7 @@
                 <w:sz w:val="18"/>
                 <w:szCs w:val="18"/>
               </w:rPr>
-              <w:t xml:space="preserve">B — Encaissement pour compte (option SPIN)</w:t>
+              <w:t xml:space="preserve">B — Encaissement pour compte (non retenu)</w:t>
             </w:r>
           </w:p>
         </w:tc>
@@ -2871,7 +2878,7 @@
           <w:b/>
           <w:bCs/>
         </w:rPr>
-        <w:t xml:space="preserve">Schéma proposé pour B : </w:t>
+        <w:t xml:space="preserve">Schéma préparé pour B, si un jour retenu : </w:t>
       </w:r>
       <w:r>
         <w:t xml:space="preserve">un trust en MUR chez MCB ; règlements acquéreurs bruts à J+1 ; reversements quotidiens nets de commission ; commission sortie le jour même ; réserve chargeback par marchand ; aucun frais bancaire sur le trust ; autres devises hors périmètre au départ.</w:t>
@@ -4108,7 +4115,7 @@
                 <w:sz w:val="19"/>
                 <w:szCs w:val="19"/>
               </w:rPr>
-              <w:t xml:space="preserve">Non construit ; dépend du modèle A ou B</w:t>
+              <w:t xml:space="preserve">Trust sans objet en modèle A ; le reste non construit</w:t>
             </w:r>
           </w:p>
         </w:tc>
@@ -4771,7 +4778,7 @@
                 <w:sz w:val="19"/>
                 <w:szCs w:val="19"/>
               </w:rPr>
-              <w:t xml:space="preserve">Sans code : à lancer seulement en modèle B</w:t>
+              <w:t xml:space="preserve">Ne pas développer : modèle A retenu le 31 octobre</w:t>
             </w:r>
           </w:p>
         </w:tc>
@@ -6201,7 +6208,7 @@
                 <w:sz w:val="19"/>
                 <w:szCs w:val="19"/>
               </w:rPr>
-              <w:t xml:space="preserve">CEO (bloquant)</w:t>
+              <w:t xml:space="preserve">Conformité (bloquant)</w:t>
             </w:r>
           </w:p>
         </w:tc>
@@ -6229,7 +6236,7 @@
                 <w:sz w:val="19"/>
                 <w:szCs w:val="19"/>
               </w:rPr>
-              <w:t xml:space="preserve">Modèle A ou B pour SPIN</w:t>
+              <w:t xml:space="preserve">Licence compatible avec le modèle A</w:t>
             </w:r>
           </w:p>
         </w:tc>
@@ -6257,7 +6264,7 @@
                 <w:sz w:val="19"/>
                 <w:szCs w:val="19"/>
               </w:rPr>
-              <w:t xml:space="preserve">Conditionne la réconciliation trust et ce qui est promis à la BoM</w:t>
+              <w:t xml:space="preserve">Modèle A retenu le 31 octobre : vérifier que la licence demandée n'exige pas de détenir les fonds des marchands</w:t>
             </w:r>
           </w:p>
         </w:tc>
@@ -6646,7 +6653,7 @@
                 <w:sz w:val="19"/>
                 <w:szCs w:val="19"/>
               </w:rPr>
-              <w:t xml:space="preserve">Finance</w:t>
+              <w:t xml:space="preserve">Finance (bloquant)</w:t>
             </w:r>
           </w:p>
         </w:tc>
